--- a/applications/Iono_Mechanical_Design_Engineer/Arunabha_Majumder_CV_Iono.docx
+++ b/applications/Iono_Mechanical_Design_Engineer/Arunabha_Majumder_CV_Iono.docx
@@ -25,7 +25,7 @@
           <w:i w:val="0"/>
           <w:sz w:val="22"/>
         </w:rPr>
-        <w:t>Mechanical Design Engineer — Robotic Joints, Actuators &amp; Exoskeletons | Mechatronic Integration</w:t>
+        <w:t>Mechanical Design Engineer | Robotic Joints, Actuators &amp; Exoskeletons | Mechatronic Integration</w:t>
       </w:r>
     </w:p>
     <w:p>

--- a/applications/Iono_Mechanical_Design_Engineer/Arunabha_Majumder_CV_Iono.docx
+++ b/applications/Iono_Mechanical_Design_Engineer/Arunabha_Majumder_CV_Iono.docx
@@ -268,7 +268,7 @@
         <w:spacing w:after="40"/>
       </w:pPr>
       <w:r>
-        <w:t>Built the actuator and its test rig from raw materials (valves, pressure sensors, DAQ) and characterised its load–displacement behaviour.</w:t>
+        <w:t>Fabricated and assembled the actuator to an existing lab design, tested it on the lab's setup (valves, pressure sensors, DAQ) and characterised its load–displacement behaviour.</w:t>
       </w:r>
     </w:p>
     <w:p>

--- a/applications/Iono_Mechanical_Design_Engineer/Arunabha_Majumder_CV_Iono.docx
+++ b/applications/Iono_Mechanical_Design_Engineer/Arunabha_Majumder_CV_Iono.docx
@@ -259,7 +259,7 @@
         <w:spacing w:after="40"/>
       </w:pPr>
       <w:r>
-        <w:t>Reduced position-tracking error to 0.3–0.78%, outperforming classical PID, by designing a neural-network gain-scheduled controller in MATLAB/Simulink for a pneumatic artificial muscle actuator.</w:t>
+        <w:t>Brought position error down to 0.3-0.78%, better than a standard PID, by working on the outer PID loop of a neural-network gain-scheduled controller in MATLAB/Simulink. I collected the experimental data, fed it to the lab's existing neural network and used its output to set the PID gains (IEEE CONECCT 2022).</w:t>
       </w:r>
     </w:p>
     <w:p>
